--- a/templates/FULL REPORT/NORMAL IR US TEV/swg-overview.docx
+++ b/templates/FULL REPORT/NORMAL IR US TEV/swg-overview.docx
@@ -982,31 +982,7 @@
                 <w:kern w:val="0"/>
                 <w14:ligatures w14:val="none"/>
               </w:rPr>
-              <w:object w:dxaOrig="225" w:dyaOrig="225" w14:anchorId="25B38F8A">
-                <v:shapetype id="_x0000_t75" coordsize="21600,21600" o:spt="75" o:preferrelative="t" path="m@4@5l@4@11@9@11@9@5xe" filled="f" stroked="f">
-                  <v:stroke joinstyle="miter"/>
-                  <v:formulas>
-                    <v:f eqn="if lineDrawn pixelLineWidth 0"/>
-                    <v:f eqn="sum @0 1 0"/>
-                    <v:f eqn="sum 0 0 @1"/>
-                    <v:f eqn="prod @2 1 2"/>
-                    <v:f eqn="prod @3 21600 pixelWidth"/>
-                    <v:f eqn="prod @3 21600 pixelHeight"/>
-                    <v:f eqn="sum @0 0 1"/>
-                    <v:f eqn="prod @6 1 2"/>
-                    <v:f eqn="prod @7 21600 pixelWidth"/>
-                    <v:f eqn="sum @8 21600 0"/>
-                    <v:f eqn="prod @7 21600 pixelHeight"/>
-                    <v:f eqn="sum @10 21600 0"/>
-                  </v:formulas>
-                  <v:path o:extrusionok="f" gradientshapeok="t" o:connecttype="rect"/>
-                  <o:lock v:ext="edit" aspectratio="t"/>
-                </v:shapetype>
-                <v:shape id="_x0000_i1027" type="#_x0000_t75" style="width:238.05pt;height:147.65pt" o:ole="">
-                  <v:imagedata r:id="rId7" o:title="" croptop="1206f" cropbottom="3617f" cropleft="781f" cropright="781f"/>
-                </v:shape>
-                <w:control r:id="rId8" w:name="CIRViewer121111" w:shapeid="_x0000_i1027"/>
-              </w:object>
+              <w:t>{{ ir.image }}</w:t>
             </w:r>
           </w:p>
         </w:tc>
@@ -1396,7 +1372,7 @@
                 <w:sz w:val="20"/>
                 <w:szCs w:val="20"/>
               </w:rPr>
-              <w:t>-</w:t>
+              <w:t>{{ ir.sp1 }}</w:t>
             </w:r>
           </w:p>
         </w:tc>
@@ -1557,7 +1533,7 @@
                 <w:sz w:val="20"/>
                 <w:szCs w:val="20"/>
               </w:rPr>
-              <w:t>-</w:t>
+              <w:t>{{ ir.sp2 }}</w:t>
             </w:r>
           </w:p>
         </w:tc>
@@ -1722,7 +1698,7 @@
                 <w:sz w:val="20"/>
                 <w:szCs w:val="18"/>
               </w:rPr>
-              <w:fldChar w:fldCharType="begin"/>
+              <w:t>{{ ir.ar1 or ir.reading }}</w:t>
             </w:r>
             <w:r>
               <w:rPr>
@@ -1730,7 +1706,6 @@
                 <w:sz w:val="20"/>
                 <w:szCs w:val="18"/>
               </w:rPr>
-              <w:instrText xml:space="preserve">DOCVARIABLE _Fd1826990618 \* MERGEFORMAT </w:instrText>
             </w:r>
             <w:r>
               <w:rPr>
@@ -1738,7 +1713,6 @@
                 <w:sz w:val="20"/>
                 <w:szCs w:val="18"/>
               </w:rPr>
-              <w:fldChar w:fldCharType="separate"/>
             </w:r>
             <w:r>
               <w:rPr>
@@ -1746,7 +1720,6 @@
                 <w:sz w:val="20"/>
                 <w:szCs w:val="18"/>
               </w:rPr>
-              <w:t xml:space="preserve">20.2 °C </w:t>
             </w:r>
             <w:r>
               <w:rPr>
@@ -1754,7 +1727,6 @@
                 <w:sz w:val="20"/>
                 <w:szCs w:val="18"/>
               </w:rPr>
-              <w:fldChar w:fldCharType="end"/>
             </w:r>
           </w:p>
         </w:tc>
@@ -2085,7 +2057,7 @@
                 <w:sz w:val="20"/>
                 <w:szCs w:val="20"/>
               </w:rPr>
-              <w:t>-</w:t>
+              <w:t>{{ ir.delta_t }}</w:t>
             </w:r>
           </w:p>
         </w:tc>
@@ -2441,7 +2413,7 @@
                 <w:sz w:val="20"/>
                 <w:szCs w:val="18"/>
               </w:rPr>
-              <w:t xml:space="preserve">- </w:t>
+              <w:t>{{ ir.severity }}</w:t>
             </w:r>
           </w:p>
         </w:tc>
@@ -4813,37 +4785,33 @@
                 <w:b/>
                 <w:i/>
               </w:rPr>
-              <w:t xml:space="preserve">Analysis: </w:t>
-            </w:r>
-            <w:r>
-              <w:rPr>
-                <w:rFonts w:cstheme="minorHAnsi"/>
-              </w:rPr>
-              <w:t xml:space="preserve"> Please refer to the following page</w:t>
-            </w:r>
-            <w:r>
-              <w:rPr>
-                <w:rFonts w:cstheme="minorHAnsi"/>
-              </w:rPr>
-              <w:t xml:space="preserve"> for </w:t>
-            </w:r>
-            <w:r>
-              <w:rPr>
-                <w:rFonts w:cstheme="minorHAnsi"/>
-              </w:rPr>
-              <w:t xml:space="preserve">defect </w:t>
-            </w:r>
-            <w:r>
-              <w:rPr>
-                <w:rFonts w:cstheme="minorHAnsi"/>
-              </w:rPr>
-              <w:t>detail</w:t>
-            </w:r>
-            <w:r>
-              <w:rPr>
-                <w:rFonts w:cstheme="minorHAnsi"/>
-              </w:rPr>
-              <w:t>.</w:t>
+              <w:t xml:space="preserve">Analysis:  </w:t>
+            </w:r>
+            <w:r>
+              <w:rPr>
+                <w:rFonts w:cstheme="minorHAnsi"/>
+              </w:rPr>
+              <w:t>{{ banner.analysis or analysis }}</w:t>
+            </w:r>
+            <w:r>
+              <w:rPr>
+                <w:rFonts w:cstheme="minorHAnsi"/>
+              </w:rPr>
+            </w:r>
+            <w:r>
+              <w:rPr>
+                <w:rFonts w:cstheme="minorHAnsi"/>
+              </w:rPr>
+            </w:r>
+            <w:r>
+              <w:rPr>
+                <w:rFonts w:cstheme="minorHAnsi"/>
+              </w:rPr>
+            </w:r>
+            <w:r>
+              <w:rPr>
+                <w:rFonts w:cstheme="minorHAnsi"/>
+              </w:rPr>
             </w:r>
           </w:p>
         </w:tc>
@@ -4877,8 +4845,7 @@
                 <w:noProof/>
                 <w:lang w:val="en-US"/>
               </w:rPr>
-              <w:lastRenderedPageBreak/>
-              <w:t>Recommendation:</w:t>
+              <w:t xml:space="preserve">Recommendation:  </w:t>
             </w:r>
             <w:r>
               <w:rPr>
@@ -4886,37 +4853,32 @@
                 <w:noProof/>
                 <w:lang w:val="en-US"/>
               </w:rPr>
-              <w:t xml:space="preserve"> </w:t>
-            </w:r>
-            <w:r>
-              <w:rPr>
-                <w:rFonts w:cstheme="minorHAnsi"/>
-              </w:rPr>
-              <w:t>Please refer to the following page</w:t>
-            </w:r>
-            <w:r>
-              <w:rPr>
-                <w:rFonts w:cstheme="minorHAnsi"/>
-              </w:rPr>
-              <w:t xml:space="preserve"> for </w:t>
-            </w:r>
-            <w:r>
-              <w:rPr>
-                <w:rFonts w:cstheme="minorHAnsi"/>
-              </w:rPr>
-              <w:t xml:space="preserve">defect </w:t>
-            </w:r>
-            <w:r>
-              <w:rPr>
-                <w:rFonts w:cstheme="minorHAnsi"/>
-              </w:rPr>
-              <w:t>detail</w:t>
-            </w:r>
-            <w:r>
-              <w:rPr>
-                <w:rFonts w:cstheme="minorHAnsi"/>
-              </w:rPr>
-              <w:t>.</w:t>
+              <w:t>{{ banner.recommendation or recommendation }}</w:t>
+            </w:r>
+            <w:r>
+              <w:rPr>
+                <w:rFonts w:cstheme="minorHAnsi"/>
+              </w:rPr>
+            </w:r>
+            <w:r>
+              <w:rPr>
+                <w:rFonts w:cstheme="minorHAnsi"/>
+              </w:rPr>
+            </w:r>
+            <w:r>
+              <w:rPr>
+                <w:rFonts w:cstheme="minorHAnsi"/>
+              </w:rPr>
+            </w:r>
+            <w:r>
+              <w:rPr>
+                <w:rFonts w:cstheme="minorHAnsi"/>
+              </w:rPr>
+            </w:r>
+            <w:r>
+              <w:rPr>
+                <w:rFonts w:cstheme="minorHAnsi"/>
+              </w:rPr>
             </w:r>
           </w:p>
         </w:tc>

--- a/templates/FULL REPORT/NORMAL IR US TEV/swg-overview.docx
+++ b/templates/FULL REPORT/NORMAL IR US TEV/swg-overview.docx
@@ -982,7 +982,31 @@
                 <w:kern w:val="0"/>
                 <w14:ligatures w14:val="none"/>
               </w:rPr>
-              <w:t>{{ ir.image }}</w:t>
+              <w:object w:dxaOrig="225" w:dyaOrig="225" w14:anchorId="25B38F8A">
+                <v:shapetype id="_x0000_t75" coordsize="21600,21600" o:spt="75" o:preferrelative="t" path="m@4@5l@4@11@9@11@9@5xe" filled="f" stroked="f">
+                  <v:stroke joinstyle="miter"/>
+                  <v:formulas>
+                    <v:f eqn="if lineDrawn pixelLineWidth 0"/>
+                    <v:f eqn="sum @0 1 0"/>
+                    <v:f eqn="sum 0 0 @1"/>
+                    <v:f eqn="prod @2 1 2"/>
+                    <v:f eqn="prod @3 21600 pixelWidth"/>
+                    <v:f eqn="prod @3 21600 pixelHeight"/>
+                    <v:f eqn="sum @0 0 1"/>
+                    <v:f eqn="prod @6 1 2"/>
+                    <v:f eqn="prod @7 21600 pixelWidth"/>
+                    <v:f eqn="sum @8 21600 0"/>
+                    <v:f eqn="prod @7 21600 pixelHeight"/>
+                    <v:f eqn="sum @10 21600 0"/>
+                  </v:formulas>
+                  <v:path o:extrusionok="f" gradientshapeok="t" o:connecttype="rect"/>
+                  <o:lock v:ext="edit" aspectratio="t"/>
+                </v:shapetype>
+                <v:shape id="_x0000_i1027" type="#_x0000_t75" style="width:238.05pt;height:147.65pt" o:ole="">
+                  <v:imagedata r:id="rId7" o:title="" croptop="1206f" cropbottom="3617f" cropleft="781f" cropright="781f"/>
+                </v:shape>
+                <w:control r:id="rId8" w:name="CIRViewer121111" w:shapeid="_x0000_i1027"/>
+              </w:object>
             </w:r>
           </w:p>
         </w:tc>
@@ -1372,7 +1396,7 @@
                 <w:sz w:val="20"/>
                 <w:szCs w:val="20"/>
               </w:rPr>
-              <w:t>{{ ir.sp1 }}</w:t>
+              <w:t>-</w:t>
             </w:r>
           </w:p>
         </w:tc>
@@ -1533,7 +1557,7 @@
                 <w:sz w:val="20"/>
                 <w:szCs w:val="20"/>
               </w:rPr>
-              <w:t>{{ ir.sp2 }}</w:t>
+              <w:t>-</w:t>
             </w:r>
           </w:p>
         </w:tc>
@@ -1698,7 +1722,7 @@
                 <w:sz w:val="20"/>
                 <w:szCs w:val="18"/>
               </w:rPr>
-              <w:t>{{ ir.ar1 or ir.reading }}</w:t>
+              <w:fldChar w:fldCharType="begin"/>
             </w:r>
             <w:r>
               <w:rPr>
@@ -1706,6 +1730,7 @@
                 <w:sz w:val="20"/>
                 <w:szCs w:val="18"/>
               </w:rPr>
+              <w:instrText xml:space="preserve">DOCVARIABLE _Fd1826990618 \* MERGEFORMAT </w:instrText>
             </w:r>
             <w:r>
               <w:rPr>
@@ -1713,6 +1738,7 @@
                 <w:sz w:val="20"/>
                 <w:szCs w:val="18"/>
               </w:rPr>
+              <w:fldChar w:fldCharType="separate"/>
             </w:r>
             <w:r>
               <w:rPr>
@@ -1720,6 +1746,7 @@
                 <w:sz w:val="20"/>
                 <w:szCs w:val="18"/>
               </w:rPr>
+              <w:t xml:space="preserve">20.2 °C </w:t>
             </w:r>
             <w:r>
               <w:rPr>
@@ -1727,6 +1754,7 @@
                 <w:sz w:val="20"/>
                 <w:szCs w:val="18"/>
               </w:rPr>
+              <w:fldChar w:fldCharType="end"/>
             </w:r>
           </w:p>
         </w:tc>
@@ -2057,7 +2085,7 @@
                 <w:sz w:val="20"/>
                 <w:szCs w:val="20"/>
               </w:rPr>
-              <w:t>{{ ir.delta_t }}</w:t>
+              <w:t>-</w:t>
             </w:r>
           </w:p>
         </w:tc>
@@ -2413,7 +2441,7 @@
                 <w:sz w:val="20"/>
                 <w:szCs w:val="18"/>
               </w:rPr>
-              <w:t>{{ ir.severity }}</w:t>
+              <w:t xml:space="preserve">- </w:t>
             </w:r>
           </w:p>
         </w:tc>
@@ -4779,39 +4807,19 @@
                 <w:lang w:eastAsia="en-MY"/>
               </w:rPr>
             </w:pPr>
-            <w:r>
-              <w:rPr>
-                <w:rFonts w:cstheme="minorHAnsi"/>
+            <w:r/>
+            <w:r>
+              <w:rPr>
                 <w:b/>
                 <w:i/>
               </w:rPr>
-              <w:t xml:space="preserve">Analysis:  </w:t>
-            </w:r>
-            <w:r>
-              <w:rPr>
-                <w:rFonts w:cstheme="minorHAnsi"/>
-              </w:rPr>
-              <w:t>{{ banner.analysis or analysis }}</w:t>
-            </w:r>
-            <w:r>
-              <w:rPr>
-                <w:rFonts w:cstheme="minorHAnsi"/>
-              </w:rPr>
-            </w:r>
-            <w:r>
-              <w:rPr>
-                <w:rFonts w:cstheme="minorHAnsi"/>
-              </w:rPr>
-            </w:r>
-            <w:r>
-              <w:rPr>
-                <w:rFonts w:cstheme="minorHAnsi"/>
-              </w:rPr>
-            </w:r>
-            <w:r>
-              <w:rPr>
-                <w:rFonts w:cstheme="minorHAnsi"/>
-              </w:rPr>
+              <w:t xml:space="preserve">Analysis: </w:t>
+            </w:r>
+            <w:r>
+              <w:t xml:space="preserve"> </w:t>
+            </w:r>
+            <w:r>
+              <w:t>{{ analysis }}</w:t>
             </w:r>
           </w:p>
         </w:tc>
@@ -4837,48 +4845,19 @@
                 <w:rFonts w:cstheme="minorHAnsi"/>
               </w:rPr>
             </w:pPr>
-            <w:r>
-              <w:rPr>
-                <w:rFonts w:cstheme="minorHAnsi"/>
+            <w:r/>
+            <w:r>
+              <w:rPr>
                 <w:b/>
                 <w:i/>
-                <w:noProof/>
-                <w:lang w:val="en-US"/>
-              </w:rPr>
-              <w:t xml:space="preserve">Recommendation:  </w:t>
-            </w:r>
-            <w:r>
-              <w:rPr>
-                <w:rFonts w:cstheme="minorHAnsi"/>
-                <w:noProof/>
-                <w:lang w:val="en-US"/>
-              </w:rPr>
-              <w:t>{{ banner.recommendation or recommendation }}</w:t>
-            </w:r>
-            <w:r>
-              <w:rPr>
-                <w:rFonts w:cstheme="minorHAnsi"/>
-              </w:rPr>
-            </w:r>
-            <w:r>
-              <w:rPr>
-                <w:rFonts w:cstheme="minorHAnsi"/>
-              </w:rPr>
-            </w:r>
-            <w:r>
-              <w:rPr>
-                <w:rFonts w:cstheme="minorHAnsi"/>
-              </w:rPr>
-            </w:r>
-            <w:r>
-              <w:rPr>
-                <w:rFonts w:cstheme="minorHAnsi"/>
-              </w:rPr>
-            </w:r>
-            <w:r>
-              <w:rPr>
-                <w:rFonts w:cstheme="minorHAnsi"/>
-              </w:rPr>
+              </w:rPr>
+              <w:t xml:space="preserve">Recommendation: </w:t>
+            </w:r>
+            <w:r>
+              <w:t xml:space="preserve"> </w:t>
+            </w:r>
+            <w:r>
+              <w:t>{{ recommendation }}</w:t>
             </w:r>
           </w:p>
         </w:tc>
